--- a/docs/LAPORAN_MAGANG_SIPASD_DISPORA_KALSEL.docx
+++ b/docs/LAPORAN_MAGANG_SIPASD_DISPORA_KALSEL.docx
@@ -25,7 +25,7 @@
           <w:b/>
           <w:sz w:val="28"/>
         </w:rPr>
-        <w:t>RANCANG BANGUN SISTEM INFORMASI PENGELOLAAN ARSIP SURAT (SIPASD) BERBASIS REPOSITORI DIGITAL TERINDEKS DENGAN ARSITEKTUR CLOUD SERVERLESS PADA SEKRETARIAT DINAS KEPEMUDAAN DAN OLAHRAGA PROVINSI KALIMANTAN SELATAN</w:t>
+        <w:t>RANCANG BANGUN SISTEM INFORMASI PENGELOLAAN ARSIP PERSURATAN DAN DISPOSISI BERBASIS WEB PADA DINAS KEPEMUDAAN DAN OLAHRAGA PROVINSI KALIMANTAN SELATAN</w:t>
         <w:br/>
         <w:br/>
         <w:br/>
